--- a/en/resume_michelmaier_en_short.docx
+++ b/en/resume_michelmaier_en_short.docx
@@ -541,7 +541,7 @@
         <w:pStyle w:val="FirstParagraph"/>
       </w:pPr>
       <w:r>
-        <w:t xml:space="preserve">01/2026 - Present</w:t>
+        <w:t xml:space="preserve">Jan 2026 - Present</w:t>
       </w:r>
     </w:p>
     <w:bookmarkStart w:id="28" w:name="fullstack-typescript-developer-cloud-ai"/>
@@ -606,7 +606,7 @@
         </w:r>
       </w:hyperlink>
       <w:r>
-        <w:t xml:space="preserve">. Working as a pair with the CTO, who has been hiring me back since 2015, we delivered in seven months the product's turning point: moving away from configuration-driven site generation towards AI-assisted generation in HTML, without touching the API contract.</w:t>
+        <w:t xml:space="preserve">. Working as a pair with the CTO, who has trusted me since 2015, we delivered in seven months the product's turning point: moving away from configuration-driven site generation towards AI-assisted generation in HTML, without touching the API contract.</w:t>
       </w:r>
     </w:p>
     <w:p>
@@ -636,7 +636,7 @@
         <w:pStyle w:val="FirstParagraph"/>
       </w:pPr>
       <w:r>
-        <w:t xml:space="preserve">12/2024 - 11/2025</w:t>
+        <w:t xml:space="preserve">Dec 2024 - Nov 2025</w:t>
       </w:r>
     </w:p>
     <w:bookmarkStart w:id="31" w:name="fullstack-typescript-developer"/>
@@ -703,7 +703,7 @@
         <w:pStyle w:val="FirstParagraph"/>
       </w:pPr>
       <w:r>
-        <w:t xml:space="preserve">12/2022 - 10/2024</w:t>
+        <w:t xml:space="preserve">Dec 2022 - Oct 2024</w:t>
       </w:r>
     </w:p>
     <w:bookmarkStart w:id="32" w:name="back-end-developer-php-symfony"/>
@@ -770,7 +770,7 @@
         <w:pStyle w:val="FirstParagraph"/>
       </w:pPr>
       <w:r>
-        <w:t xml:space="preserve">09/2021 - 09/2022</w:t>
+        <w:t xml:space="preserve">Sep 2021 - Sep 2022</w:t>
       </w:r>
     </w:p>
     <w:bookmarkStart w:id="33" w:name="back-end-developer-php-symfony-1"/>
@@ -837,7 +837,7 @@
         <w:pStyle w:val="FirstParagraph"/>
       </w:pPr>
       <w:r>
-        <w:t xml:space="preserve">05/2021 - 07/2021</w:t>
+        <w:t xml:space="preserve">May 2021 - Jul 2021</w:t>
       </w:r>
     </w:p>
     <w:bookmarkStart w:id="34" w:name="devops-technical-coaching"/>
@@ -874,7 +874,7 @@
         <w:pStyle w:val="BodyText"/>
       </w:pPr>
       <w:r>
-        <w:t xml:space="preserve">10/2020 - 04/2021</w:t>
+        <w:t xml:space="preserve">Oct 2020 - Apr 2021</w:t>
       </w:r>
     </w:p>
     <w:bookmarkStart w:id="35" w:name="back-end-developer-php-js-terraform"/>
@@ -911,7 +911,7 @@
         <w:pStyle w:val="BodyText"/>
       </w:pPr>
       <w:r>
-        <w:t xml:space="preserve">07/2018 - 12/2019</w:t>
+        <w:t xml:space="preserve">Jul 2018 - Dec 2019</w:t>
       </w:r>
     </w:p>
     <w:bookmarkStart w:id="36" w:name="back-end-developer-php-symfony-2"/>
@@ -948,7 +948,7 @@
         <w:pStyle w:val="BodyText"/>
       </w:pPr>
       <w:r>
-        <w:t xml:space="preserve">10/2015 - 06/2018</w:t>
+        <w:t xml:space="preserve">Oct 2015 - Jun 2018</w:t>
       </w:r>
     </w:p>
     <w:bookmarkStart w:id="37" w:name="developer-php-symfony"/>
@@ -985,7 +985,7 @@
         <w:pStyle w:val="BodyText"/>
       </w:pPr>
       <w:r>
-        <w:t xml:space="preserve">12/2011 - 05/2015</w:t>
+        <w:t xml:space="preserve">Dec 2011 - May 2015</w:t>
       </w:r>
     </w:p>
     <w:bookmarkStart w:id="38" w:name="designer-developer-php-symfony"/>
@@ -1022,7 +1022,7 @@
         <w:pStyle w:val="BodyText"/>
       </w:pPr>
       <w:r>
-        <w:t xml:space="preserve">12/2008 - 12/2011</w:t>
+        <w:t xml:space="preserve">Dec 2008 - Dec 2011</w:t>
       </w:r>
     </w:p>
     <w:bookmarkStart w:id="39" w:name="developer-php-typo3"/>

--- a/en/resume_michelmaier_en_short.docx
+++ b/en/resume_michelmaier_en_short.docx
@@ -541,7 +541,7 @@
         <w:pStyle w:val="FirstParagraph"/>
       </w:pPr>
       <w:r>
-        <w:t xml:space="preserve">Jan 2026 - Present</w:t>
+        <w:t xml:space="preserve">Jan 2026 - Sep 2026</w:t>
       </w:r>
     </w:p>
     <w:bookmarkStart w:id="28" w:name="fullstack-typescript-developer-cloud-ai"/>
@@ -866,6 +866,117 @@
         <w:t xml:space="preserve"> </w:t>
       </w:r>
       <w:r>
+        <w:t xml:space="preserve">Lille, FR</w:t>
+      </w:r>
+    </w:p>
+    <w:p>
+      <w:pPr>
+        <w:pStyle w:val="BodyText"/>
+      </w:pPr>
+      <w:r>
+        <w:t xml:space="preserve">Oct 2020 - Apr 2021</w:t>
+      </w:r>
+    </w:p>
+    <w:bookmarkStart w:id="35" w:name="back-end-developer-php-js-terraform"/>
+    <w:p>
+      <w:pPr>
+        <w:pStyle w:val="Heading4"/>
+      </w:pPr>
+      <w:r>
+        <w:t xml:space="preserve">Back-end Developer – PHP / JS / Terraform</w:t>
+      </w:r>
+    </w:p>
+    <w:bookmarkEnd w:id="35"/>
+    <w:p>
+      <w:pPr>
+        <w:pStyle w:val="FirstParagraph"/>
+      </w:pPr>
+      <w:r>
+        <w:t xml:space="preserve">Lunii · Maars · GoTombola</w:t>
+      </w:r>
+    </w:p>
+    <w:p>
+      <w:pPr>
+        <w:pStyle w:val="BodyText"/>
+      </w:pPr>
+      <w:r>
+        <w:t xml:space="preserve"> </w:t>
+      </w:r>
+      <w:r>
+        <w:t xml:space="preserve">Strasbourg, FR</w:t>
+      </w:r>
+    </w:p>
+    <w:p>
+      <w:pPr>
+        <w:pStyle w:val="BodyText"/>
+      </w:pPr>
+      <w:r>
+        <w:t xml:space="preserve">Jul 2018 - Dec 2019</w:t>
+      </w:r>
+    </w:p>
+    <w:bookmarkStart w:id="36" w:name="back-end-developer-php-symfony-2"/>
+    <w:p>
+      <w:pPr>
+        <w:pStyle w:val="Heading4"/>
+      </w:pPr>
+      <w:r>
+        <w:t xml:space="preserve">Back-end Developer – PHP / Symfony</w:t>
+      </w:r>
+    </w:p>
+    <w:bookmarkEnd w:id="36"/>
+    <w:p>
+      <w:pPr>
+        <w:pStyle w:val="FirstParagraph"/>
+      </w:pPr>
+      <w:r>
+        <w:t xml:space="preserve">DgBirds (Air France)</w:t>
+      </w:r>
+    </w:p>
+    <w:p>
+      <w:pPr>
+        <w:pStyle w:val="BodyText"/>
+      </w:pPr>
+      <w:r>
+        <w:t xml:space="preserve"> </w:t>
+      </w:r>
+      <w:r>
+        <w:t xml:space="preserve">Tremblay en France, FR</w:t>
+      </w:r>
+    </w:p>
+    <w:p>
+      <w:pPr>
+        <w:pStyle w:val="BodyText"/>
+      </w:pPr>
+      <w:r>
+        <w:t xml:space="preserve">Oct 2015 - Jun 2018</w:t>
+      </w:r>
+    </w:p>
+    <w:bookmarkStart w:id="37" w:name="developer-php-symfony"/>
+    <w:p>
+      <w:pPr>
+        <w:pStyle w:val="Heading4"/>
+      </w:pPr>
+      <w:r>
+        <w:t xml:space="preserve">Developer – PHP / Symfony</w:t>
+      </w:r>
+    </w:p>
+    <w:bookmarkEnd w:id="37"/>
+    <w:p>
+      <w:pPr>
+        <w:pStyle w:val="FirstParagraph"/>
+      </w:pPr>
+      <w:r>
+        <w:t xml:space="preserve">ItiQiti</w:t>
+      </w:r>
+    </w:p>
+    <w:p>
+      <w:pPr>
+        <w:pStyle w:val="BodyText"/>
+      </w:pPr>
+      <w:r>
+        <w:t xml:space="preserve"> </w:t>
+      </w:r>
+      <w:r>
         <w:t xml:space="preserve">Paris, FR</w:t>
       </w:r>
     </w:p>
@@ -874,25 +985,25 @@
         <w:pStyle w:val="BodyText"/>
       </w:pPr>
       <w:r>
-        <w:t xml:space="preserve">Oct 2020 - Apr 2021</w:t>
-      </w:r>
-    </w:p>
-    <w:bookmarkStart w:id="35" w:name="back-end-developer-php-js-terraform"/>
+        <w:t xml:space="preserve">Dec 2011 - May 2015</w:t>
+      </w:r>
+    </w:p>
+    <w:bookmarkStart w:id="38" w:name="designer-developer-php-symfony"/>
     <w:p>
       <w:pPr>
         <w:pStyle w:val="Heading4"/>
       </w:pPr>
       <w:r>
-        <w:t xml:space="preserve">Back-end Developer – PHP / JS / Terraform</w:t>
-      </w:r>
-    </w:p>
-    <w:bookmarkEnd w:id="35"/>
+        <w:t xml:space="preserve">Designer / Developer – PHP / Symfony</w:t>
+      </w:r>
+    </w:p>
+    <w:bookmarkEnd w:id="38"/>
     <w:p>
       <w:pPr>
         <w:pStyle w:val="FirstParagraph"/>
       </w:pPr>
       <w:r>
-        <w:t xml:space="preserve">Lunii · Maars · GoTombola</w:t>
+        <w:t xml:space="preserve">Amadeus IT (Gestour)</w:t>
       </w:r>
     </w:p>
     <w:p>
@@ -903,118 +1014,7 @@
         <w:t xml:space="preserve"> </w:t>
       </w:r>
       <w:r>
-        <w:t xml:space="preserve">Strasbourg, FR</w:t>
-      </w:r>
-    </w:p>
-    <w:p>
-      <w:pPr>
-        <w:pStyle w:val="BodyText"/>
-      </w:pPr>
-      <w:r>
-        <w:t xml:space="preserve">Jul 2018 - Dec 2019</w:t>
-      </w:r>
-    </w:p>
-    <w:bookmarkStart w:id="36" w:name="back-end-developer-php-symfony-2"/>
-    <w:p>
-      <w:pPr>
-        <w:pStyle w:val="Heading4"/>
-      </w:pPr>
-      <w:r>
-        <w:t xml:space="preserve">Back-end Developer – PHP / Symfony</w:t>
-      </w:r>
-    </w:p>
-    <w:bookmarkEnd w:id="36"/>
-    <w:p>
-      <w:pPr>
-        <w:pStyle w:val="FirstParagraph"/>
-      </w:pPr>
-      <w:r>
-        <w:t xml:space="preserve">DgBirds (Air France)</w:t>
-      </w:r>
-    </w:p>
-    <w:p>
-      <w:pPr>
-        <w:pStyle w:val="BodyText"/>
-      </w:pPr>
-      <w:r>
-        <w:t xml:space="preserve"> </w:t>
-      </w:r>
-      <w:r>
-        <w:t xml:space="preserve">Tremblay en France, FR</w:t>
-      </w:r>
-    </w:p>
-    <w:p>
-      <w:pPr>
-        <w:pStyle w:val="BodyText"/>
-      </w:pPr>
-      <w:r>
-        <w:t xml:space="preserve">Oct 2015 - Jun 2018</w:t>
-      </w:r>
-    </w:p>
-    <w:bookmarkStart w:id="37" w:name="developer-php-symfony"/>
-    <w:p>
-      <w:pPr>
-        <w:pStyle w:val="Heading4"/>
-      </w:pPr>
-      <w:r>
-        <w:t xml:space="preserve">Developer – PHP / Symfony</w:t>
-      </w:r>
-    </w:p>
-    <w:bookmarkEnd w:id="37"/>
-    <w:p>
-      <w:pPr>
-        <w:pStyle w:val="FirstParagraph"/>
-      </w:pPr>
-      <w:r>
-        <w:t xml:space="preserve">ItiQiti</w:t>
-      </w:r>
-    </w:p>
-    <w:p>
-      <w:pPr>
-        <w:pStyle w:val="BodyText"/>
-      </w:pPr>
-      <w:r>
-        <w:t xml:space="preserve"> </w:t>
-      </w:r>
-      <w:r>
-        <w:t xml:space="preserve">Paris, FR</w:t>
-      </w:r>
-    </w:p>
-    <w:p>
-      <w:pPr>
-        <w:pStyle w:val="BodyText"/>
-      </w:pPr>
-      <w:r>
-        <w:t xml:space="preserve">Dec 2011 - May 2015</w:t>
-      </w:r>
-    </w:p>
-    <w:bookmarkStart w:id="38" w:name="designer-developer-php-symfony"/>
-    <w:p>
-      <w:pPr>
-        <w:pStyle w:val="Heading4"/>
-      </w:pPr>
-      <w:r>
-        <w:t xml:space="preserve">Designer / Developer – PHP / Symfony</w:t>
-      </w:r>
-    </w:p>
-    <w:bookmarkEnd w:id="38"/>
-    <w:p>
-      <w:pPr>
-        <w:pStyle w:val="FirstParagraph"/>
-      </w:pPr>
-      <w:r>
-        <w:t xml:space="preserve">Amadeus IT (Gestour)</w:t>
-      </w:r>
-    </w:p>
-    <w:p>
-      <w:pPr>
-        <w:pStyle w:val="BodyText"/>
-      </w:pPr>
-      <w:r>
-        <w:t xml:space="preserve"> </w:t>
-      </w:r>
-      <w:r>
-        <w:t xml:space="preserve">Strasbourg, FR</w:t>
+        <w:t xml:space="preserve">Schiltigheim, FR</w:t>
       </w:r>
     </w:p>
     <w:p>

--- a/en/resume_michelmaier_en_short.docx
+++ b/en/resume_michelmaier_en_short.docx
@@ -192,14 +192,7 @@
         <w:br/>
       </w:r>
       <w:r>
-        <w:rPr>
-          <w:b/>
-          <w:bCs/>
-        </w:rPr>
-        <w:t xml:space="preserve">Available from October 2026</w:t>
-      </w:r>
-      <w:r>
-        <w:t xml:space="preserve">, working remotely from Strasbourg.</w:t>
+        <w:t xml:space="preserve">Working remotely from Strasbourg.</w:t>
       </w:r>
     </w:p>
     <w:bookmarkEnd w:id="26"/>
@@ -606,7 +599,7 @@
         </w:r>
       </w:hyperlink>
       <w:r>
-        <w:t xml:space="preserve">. Working as a pair with the CTO, who has trusted me since 2015, we delivered in seven months the product's turning point: moving away from configuration-driven site generation towards AI-assisted generation in HTML, without touching the API contract.</w:t>
+        <w:t xml:space="preserve">. Working as a pair with the CTO, who has trusted me since 2015, we delivered in nine months the product's turning point: moving away from configuration-driven site generation towards AI-assisted generation in HTML, without touching the API contract.</w:t>
       </w:r>
     </w:p>
     <w:p>

--- a/en/resume_michelmaier_en_short.docx
+++ b/en/resume_michelmaier_en_short.docx
@@ -1147,13 +1147,13 @@
         <w:t xml:space="preserve">2007</w:t>
       </w:r>
     </w:p>
-    <w:bookmarkStart w:id="42" w:name="masters-degree-level-1-rncp"/>
+    <w:bookmarkStart w:id="42" w:name="masters-degree-rncp-level-7"/>
     <w:p>
       <w:pPr>
         <w:pStyle w:val="Heading4"/>
       </w:pPr>
       <w:r>
-        <w:t xml:space="preserve">Master's degree (Level 1 RNCP)</w:t>
+        <w:t xml:space="preserve">Master's degree (RNCP level 7)</w:t>
       </w:r>
     </w:p>
     <w:p>
